--- a/Calculus_II_Lesson33.docx
+++ b/Calculus_II_Lesson33.docx
@@ -58,12 +58,12 @@
           <wp:inline distB="114300" distT="114300" distL="114300" distR="114300">
             <wp:extent cx="5438884" cy="6148757"/>
             <wp:effectExtent b="0" l="0" r="0" t="0"/>
-            <wp:docPr id="2" name="image2.png"/>
+            <wp:docPr id="1" name="image1.png"/>
             <a:graphic>
               <a:graphicData uri="http://schemas.openxmlformats.org/drawingml/2006/picture">
                 <pic:pic>
                   <pic:nvPicPr>
-                    <pic:cNvPr id="0" name="image2.png"/>
+                    <pic:cNvPr id="0" name="image1.png"/>
                     <pic:cNvPicPr preferRelativeResize="0"/>
                   </pic:nvPicPr>
                   <pic:blipFill>
@@ -109,12 +109,12 @@
           <wp:inline distB="114300" distT="114300" distL="114300" distR="114300">
             <wp:extent cx="11001375" cy="5467350"/>
             <wp:effectExtent b="0" l="0" r="0" t="0"/>
-            <wp:docPr id="4" name="image4.png"/>
+            <wp:docPr id="4" name="image2.png"/>
             <a:graphic>
               <a:graphicData uri="http://schemas.openxmlformats.org/drawingml/2006/picture">
                 <pic:pic>
                   <pic:nvPicPr>
-                    <pic:cNvPr id="0" name="image4.png"/>
+                    <pic:cNvPr id="0" name="image2.png"/>
                     <pic:cNvPicPr preferRelativeResize="0"/>
                   </pic:nvPicPr>
                   <pic:blipFill>
@@ -228,14 +228,14 @@
         </w:rPr>
         <w:drawing>
           <wp:inline distB="114300" distT="114300" distL="114300" distR="114300">
-            <wp:extent cx="11010900" cy="5372100"/>
+            <wp:extent cx="10982325" cy="5343525"/>
             <wp:effectExtent b="0" l="0" r="0" t="0"/>
-            <wp:docPr id="1" name="image3.png"/>
+            <wp:docPr id="2" name="image4.png"/>
             <a:graphic>
               <a:graphicData uri="http://schemas.openxmlformats.org/drawingml/2006/picture">
                 <pic:pic>
                   <pic:nvPicPr>
-                    <pic:cNvPr id="0" name="image3.png"/>
+                    <pic:cNvPr id="0" name="image4.png"/>
                     <pic:cNvPicPr preferRelativeResize="0"/>
                   </pic:nvPicPr>
                   <pic:blipFill>
@@ -248,7 +248,7 @@
                   <pic:spPr>
                     <a:xfrm>
                       <a:off x="0" y="0"/>
-                      <a:ext cx="11010900" cy="5372100"/>
+                      <a:ext cx="10982325" cy="5343525"/>
                     </a:xfrm>
                     <a:prstGeom prst="rect"/>
                     <a:ln/>
@@ -388,14 +388,14 @@
         </w:rPr>
         <w:drawing>
           <wp:inline distB="114300" distT="114300" distL="114300" distR="114300">
-            <wp:extent cx="10639425" cy="5362575"/>
+            <wp:extent cx="10620375" cy="5276850"/>
             <wp:effectExtent b="0" l="0" r="0" t="0"/>
-            <wp:docPr id="3" name="image1.png"/>
+            <wp:docPr id="3" name="image3.png"/>
             <a:graphic>
               <a:graphicData uri="http://schemas.openxmlformats.org/drawingml/2006/picture">
                 <pic:pic>
                   <pic:nvPicPr>
-                    <pic:cNvPr id="0" name="image1.png"/>
+                    <pic:cNvPr id="0" name="image3.png"/>
                     <pic:cNvPicPr preferRelativeResize="0"/>
                   </pic:nvPicPr>
                   <pic:blipFill>
@@ -408,7 +408,7 @@
                   <pic:spPr>
                     <a:xfrm>
                       <a:off x="0" y="0"/>
-                      <a:ext cx="10639425" cy="5362575"/>
+                      <a:ext cx="10620375" cy="5276850"/>
                     </a:xfrm>
                     <a:prstGeom prst="rect"/>
                     <a:ln/>
